--- a/assets/docx/job-74_cover.docx
+++ b/assets/docx/job-74_cover.docx
@@ -69,37 +69,32 @@
     <w:p/>
     <w:p>
       <w:r>
-        <w:t>The heart of your posting is steady bench throughput and careful documentation. That is</w:t>
+        <w:t>The heart of your posting is hands-on molecular biology experience (B.S. That is close to</w:t>
       </w:r>
     </w:p>
     <w:p>
       <w:r>
-        <w:t>close to work I have actually done: designing experiments with the team, interpreting the</w:t>
+        <w:t>work I have actually done: designing experiments with the team, interpreting the data and</w:t>
       </w:r>
     </w:p>
     <w:p>
       <w:r>
-        <w:t>data and writing it up, running HPLC and column purification and logging what each run</w:t>
+        <w:t>writing it up, running HPLC and column purification and logging what each run showed. I am</w:t>
       </w:r>
     </w:p>
     <w:p>
       <w:r>
-        <w:t>showed. I am comfortable being the person who keeps a bench tidy, a record complete and a</w:t>
+        <w:t>comfortable being the person who keeps a bench tidy, a record complete and a schedule</w:t>
       </w:r>
     </w:p>
     <w:p>
       <w:r>
-        <w:t>schedule kept. The last decade of running property operations on contract sharpened</w:t>
+        <w:t>kept. The last decade of running property operations on contract sharpened exactly that:</w:t>
       </w:r>
     </w:p>
     <w:p>
       <w:r>
-        <w:t>exactly that: inventory, vendor scheduling, compliance paperwork and receipts that</w:t>
-      </w:r>
-    </w:p>
-    <w:p>
-      <w:r>
-        <w:t>reconcile.</w:t>
+        <w:t>inventory, vendor scheduling, compliance paperwork and receipts that reconcile.</w:t>
       </w:r>
     </w:p>
     <w:p/>
@@ -503,10 +498,6 @@
     <w:name w:val="Normal"/>
     <w:qFormat/>
     <w:rsid w:val="00FC693F"/>
-    <w:rPr>
-      <w:rFonts w:ascii="Calibri" w:hAnsi="Calibri"/>
-      <w:sz w:val="21"/>
-    </w:rPr>
   </w:style>
   <w:style w:type="paragraph" w:styleId="Header">
     <w:name w:val="header"/>
